--- a/2° semestre/Levantamento de Requisitos/13-11/DLER.docx
+++ b/2° semestre/Levantamento de Requisitos/13-11/DLER.docx
@@ -92,6 +92,9 @@
       </w:r>
       <w:r>
         <w:t>.</w:t>
+      </w:r>
+      <w:r>
+        <w:t xml:space="preserve"> Assim, facilitando a vida, a praticidade e o trabalho dos funcionários que são responsáveis por gerenciar as anotações do projeto em questão.</w:t>
       </w:r>
     </w:p>
     <w:p>
@@ -134,10 +137,7 @@
         <w:ind w:left="600" w:right="600"/>
       </w:pPr>
       <w:r>
-        <w:t>RNF = Requisito Não Funcional;</w:t>
-      </w:r>
-      <w:r>
-        <w:t xml:space="preserve"> </w:t>
+        <w:t xml:space="preserve">RNF = Requisito Não Funcional; </w:t>
       </w:r>
     </w:p>
     <w:p>
@@ -148,8 +148,6 @@
       <w:r>
         <w:t>RN = Regra de Negócio;</w:t>
       </w:r>
-      <w:bookmarkStart w:id="4" w:name="_GoBack"/>
-      <w:bookmarkEnd w:id="4"/>
     </w:p>
     <w:p>
       <w:pPr>
@@ -164,8 +162,8 @@
           <w:szCs w:val="26"/>
         </w:rPr>
       </w:pPr>
-      <w:bookmarkStart w:id="5" w:name="_t78joq1dw1b8" w:colFirst="0" w:colLast="0"/>
-      <w:bookmarkEnd w:id="5"/>
+      <w:bookmarkStart w:id="4" w:name="_t78joq1dw1b8" w:colFirst="0" w:colLast="0"/>
+      <w:bookmarkEnd w:id="4"/>
       <w:r>
         <w:rPr>
           <w:b/>
@@ -199,6 +197,13 @@
     <w:p>
       <w:pPr>
         <w:pStyle w:val="PargrafodaLista"/>
+        <w:spacing w:before="240" w:after="240"/>
+        <w:ind w:left="960" w:right="600"/>
+      </w:pPr>
+    </w:p>
+    <w:p>
+      <w:pPr>
+        <w:pStyle w:val="PargrafodaLista"/>
         <w:numPr>
           <w:ilvl w:val="0"/>
           <w:numId w:val="2"/>
@@ -224,8 +229,8 @@
         <w:keepLines w:val="0"/>
         <w:spacing w:after="80"/>
       </w:pPr>
-      <w:bookmarkStart w:id="6" w:name="_qvuwfl14zhnu" w:colFirst="0" w:colLast="0"/>
-      <w:bookmarkEnd w:id="6"/>
+      <w:bookmarkStart w:id="5" w:name="_qvuwfl14zhnu" w:colFirst="0" w:colLast="0"/>
+      <w:bookmarkEnd w:id="5"/>
       <w:r>
         <w:rPr>
           <w:b/>
@@ -242,8 +247,8 @@
         <w:keepLines w:val="0"/>
         <w:spacing w:before="280"/>
       </w:pPr>
-      <w:bookmarkStart w:id="7" w:name="_eft1je9h4hce" w:colFirst="0" w:colLast="0"/>
-      <w:bookmarkEnd w:id="7"/>
+      <w:bookmarkStart w:id="6" w:name="_eft1je9h4hce" w:colFirst="0" w:colLast="0"/>
+      <w:bookmarkEnd w:id="6"/>
       <w:r>
         <w:rPr>
           <w:b/>
@@ -257,13 +262,16 @@
     <w:p>
       <w:pPr>
         <w:spacing w:before="240" w:after="240"/>
-        <w:ind w:left="600" w:right="600"/>
-      </w:pPr>
-      <w:r>
-        <w:t xml:space="preserve">O sistema visa um ambiente escolar, considerando que </w:t>
-      </w:r>
-      <w:r>
-        <w:t>as funções principais desenvolvidas facilitam o gerenciamento de entradas e saídas de alunos em horários inadequados. Assim, o escopo do projeto tem como foco o ambiente do SENAI, tendo como objetivo facilitar a vida dos responsáveis por cadastrar as infrações dos alunos.</w:t>
+        <w:ind w:left="720" w:right="600"/>
+      </w:pPr>
+      <w:bookmarkStart w:id="7" w:name="_349hn56rndzc" w:colFirst="0" w:colLast="0"/>
+      <w:bookmarkEnd w:id="7"/>
+      <w:r>
+        <w:t xml:space="preserve">O sistema tem como objetivo automatizar e facilitar o processo de organização de entradas e saídas dos alunos em horários inadequados proposto pela escola SENAI. O processo atual demanda muito tempo e esforço repetitivo, com a implementação do projeto visamos reduzir o tempo necessário e o processo manual repetitivo. O sistema funcionará com base em um formulário onde as informações do aluno serão inseridas, após todas as inserções serão </w:t>
+      </w:r>
+      <w:r>
+        <w:lastRenderedPageBreak/>
+        <w:t>listadas em uma tabela “inteligente”, com mecanismos de busca por nome, turma, período, entre outros métodos.</w:t>
       </w:r>
     </w:p>
     <w:p>
@@ -273,8 +281,6 @@
         <w:keepLines w:val="0"/>
         <w:spacing w:before="280"/>
       </w:pPr>
-      <w:bookmarkStart w:id="8" w:name="_349hn56rndzc" w:colFirst="0" w:colLast="0"/>
-      <w:bookmarkEnd w:id="8"/>
       <w:r>
         <w:rPr>
           <w:b/>
@@ -291,14 +297,10 @@
         <w:ind w:left="600" w:right="600"/>
       </w:pPr>
       <w:r>
-        <w:lastRenderedPageBreak/>
         <w:t xml:space="preserve">O sistema visa facilitar a vida dos funcionários que gerenciam as infrações de entrada e saída dos alunos, através de um formulário para a inserção dos dados referentes aos alunos em questão, uma listagem inteligente de todas as infrações ocorridas na escola, com opções de filtragem para facilitar a consulta de informações desejadas, </w:t>
       </w:r>
       <w:r>
-        <w:t xml:space="preserve">além de uma </w:t>
-      </w:r>
-      <w:r>
-        <w:t>marcação automática de alunos que excederam três infrações.</w:t>
+        <w:t>além de uma marcação automática de alunos que excederam três infrações.</w:t>
       </w:r>
     </w:p>
     <w:p>
@@ -308,8 +310,8 @@
         <w:keepLines w:val="0"/>
         <w:spacing w:before="280"/>
       </w:pPr>
-      <w:bookmarkStart w:id="9" w:name="_n9newahvxnuk" w:colFirst="0" w:colLast="0"/>
-      <w:bookmarkEnd w:id="9"/>
+      <w:bookmarkStart w:id="8" w:name="_n9newahvxnuk" w:colFirst="0" w:colLast="0"/>
+      <w:bookmarkEnd w:id="8"/>
       <w:r>
         <w:rPr>
           <w:b/>
@@ -317,16 +319,7 @@
           <w:sz w:val="26"/>
           <w:szCs w:val="26"/>
         </w:rPr>
-        <w:t>2.3</w:t>
-      </w:r>
-      <w:r>
-        <w:rPr>
-          <w:b/>
-          <w:color w:val="000000"/>
-          <w:sz w:val="26"/>
-          <w:szCs w:val="26"/>
-        </w:rPr>
-        <w:t xml:space="preserve"> Características dos Usuários</w:t>
+        <w:t>2.3 Características dos Usuários</w:t>
       </w:r>
     </w:p>
     <w:p>
@@ -335,19 +328,25 @@
         <w:ind w:left="600" w:right="600"/>
       </w:pPr>
       <w:r>
-        <w:t xml:space="preserve">O público alvo desse projeto são funcionários do SENAI que estarão responsáveis por anotar e gerenciar </w:t>
-      </w:r>
-      <w:r>
-        <w:t>as infrações de entrada e saída dos alunos</w:t>
-      </w:r>
-      <w:r>
-        <w:t>. Possivelmente eles não terão conhecimento de todos os alunos que estão matriculados</w:t>
-      </w:r>
-      <w:r>
-        <w:t xml:space="preserve"> e necessitarão de uma lista de alunos, </w:t>
-      </w:r>
-      <w:r>
-        <w:t>além disso, podem apresentar dificuldades com um sistema online e necessitarão de um sistema de fácil entendimento.</w:t>
+        <w:t xml:space="preserve">O público alvo desse projeto são funcionários do SENAI que estarão responsáveis por anotar e gerenciar as infrações de entrada e saída dos alunos. </w:t>
+      </w:r>
+      <w:r>
+        <w:t>Alguns problemas enfrentados pelos funcionários são uma alta demanda de tempo em relação ao trabalho manual repetitivo e da dificuldade de compartilhar as alterações individuais feitas manualmente no arquivo do Excel. A proposta de resolução desse empecilho se trata de um site hospedado em um servidor, o site permitiria a inserção de dados de uma</w:t>
+      </w:r>
+      <w:r>
+        <w:t xml:space="preserve"> </w:t>
+      </w:r>
+      <w:r>
+        <w:t>infraç</w:t>
+      </w:r>
+      <w:r>
+        <w:t>ão</w:t>
+      </w:r>
+      <w:r>
+        <w:t xml:space="preserve"> de entrada e saída dos alunos</w:t>
+      </w:r>
+      <w:r>
+        <w:t xml:space="preserve"> e automaticamente preencheria uma tabela com opções de busca, evitando o compartilhamento constante e repetitivo de enviar o arquivo alterado para o outros funcionários, pois o servidor atualizaria as novas informações para todos que estiverem utilizando a ferramenta.</w:t>
       </w:r>
     </w:p>
     <w:p>
@@ -363,8 +362,8 @@
           <w:szCs w:val="26"/>
         </w:rPr>
       </w:pPr>
-      <w:bookmarkStart w:id="10" w:name="_9y8gjvr0z3e6" w:colFirst="0" w:colLast="0"/>
-      <w:bookmarkEnd w:id="10"/>
+      <w:bookmarkStart w:id="9" w:name="_9y8gjvr0z3e6" w:colFirst="0" w:colLast="0"/>
+      <w:bookmarkEnd w:id="9"/>
       <w:r>
         <w:rPr>
           <w:b/>
@@ -379,8 +378,8 @@
       <w:pPr>
         <w:pStyle w:val="PargrafodaLista"/>
       </w:pPr>
-      <w:bookmarkStart w:id="11" w:name="_j3wcb0hnoaz1" w:colFirst="0" w:colLast="0"/>
-      <w:bookmarkEnd w:id="11"/>
+      <w:bookmarkStart w:id="10" w:name="_j3wcb0hnoaz1" w:colFirst="0" w:colLast="0"/>
+      <w:bookmarkEnd w:id="10"/>
     </w:p>
     <w:p>
       <w:pPr>
@@ -453,23 +452,15 @@
         <w:keepLines w:val="0"/>
         <w:spacing w:after="80"/>
       </w:pPr>
-      <w:bookmarkStart w:id="12" w:name="_oa2c1t4wqx0l" w:colFirst="0" w:colLast="0"/>
-      <w:bookmarkEnd w:id="12"/>
+      <w:bookmarkStart w:id="11" w:name="_oa2c1t4wqx0l" w:colFirst="0" w:colLast="0"/>
+      <w:bookmarkEnd w:id="11"/>
       <w:r>
         <w:rPr>
           <w:b/>
           <w:sz w:val="34"/>
           <w:szCs w:val="34"/>
         </w:rPr>
-        <w:t>3. Requisitos Esp</w:t>
-      </w:r>
-      <w:r>
-        <w:rPr>
-          <w:b/>
-          <w:sz w:val="34"/>
-          <w:szCs w:val="34"/>
-        </w:rPr>
-        <w:t>ecíficos</w:t>
+        <w:t>3. Requisitos Específicos</w:t>
       </w:r>
     </w:p>
     <w:p>
@@ -485,8 +476,8 @@
           <w:szCs w:val="26"/>
         </w:rPr>
       </w:pPr>
-      <w:bookmarkStart w:id="13" w:name="_h9nqsbn0vkt2" w:colFirst="0" w:colLast="0"/>
-      <w:bookmarkEnd w:id="13"/>
+      <w:bookmarkStart w:id="12" w:name="_h9nqsbn0vkt2" w:colFirst="0" w:colLast="0"/>
+      <w:bookmarkEnd w:id="12"/>
       <w:r>
         <w:rPr>
           <w:b/>
@@ -667,6 +658,7 @@
           </w:tcPr>
           <w:p>
             <w:r>
+              <w:lastRenderedPageBreak/>
               <w:t>RF02</w:t>
             </w:r>
           </w:p>
@@ -829,7 +821,6 @@
           </w:tcPr>
           <w:p>
             <w:r>
-              <w:lastRenderedPageBreak/>
               <w:t>RF05</w:t>
             </w:r>
           </w:p>
@@ -920,8 +911,8 @@
           <w:szCs w:val="26"/>
         </w:rPr>
       </w:pPr>
-      <w:bookmarkStart w:id="14" w:name="_pact6syvream" w:colFirst="0" w:colLast="0"/>
-      <w:bookmarkEnd w:id="14"/>
+      <w:bookmarkStart w:id="13" w:name="_pact6syvream" w:colFirst="0" w:colLast="0"/>
+      <w:bookmarkEnd w:id="13"/>
       <w:r>
         <w:rPr>
           <w:b/>
@@ -1330,8 +1321,8 @@
           <w:szCs w:val="26"/>
         </w:rPr>
       </w:pPr>
-      <w:bookmarkStart w:id="15" w:name="_1mvhm589g302" w:colFirst="0" w:colLast="0"/>
-      <w:bookmarkEnd w:id="15"/>
+      <w:bookmarkStart w:id="14" w:name="_1mvhm589g302" w:colFirst="0" w:colLast="0"/>
+      <w:bookmarkEnd w:id="14"/>
       <w:r>
         <w:rPr>
           <w:b/>
@@ -1503,6 +1494,7 @@
           </w:tcPr>
           <w:p>
             <w:r>
+              <w:lastRenderedPageBreak/>
               <w:t>RN02</w:t>
             </w:r>
           </w:p>
@@ -1636,6 +1628,8 @@
             </w:r>
           </w:p>
         </w:tc>
+        <w:bookmarkStart w:id="15" w:name="_GoBack"/>
+        <w:bookmarkEnd w:id="15"/>
       </w:tr>
       <w:tr>
         <w:trPr>
@@ -1659,7 +1653,6 @@
           </w:tcPr>
           <w:p>
             <w:r>
-              <w:lastRenderedPageBreak/>
               <w:t>RN05</w:t>
             </w:r>
           </w:p>
@@ -1765,15 +1758,7 @@
           <w:sz w:val="34"/>
           <w:szCs w:val="34"/>
         </w:rPr>
-        <w:t>4</w:t>
-      </w:r>
-      <w:r>
-        <w:rPr>
-          <w:b/>
-          <w:sz w:val="34"/>
-          <w:szCs w:val="34"/>
-        </w:rPr>
-        <w:t>. Modelos de Apoio</w:t>
+        <w:t>4. Modelos de Apoio</w:t>
       </w:r>
     </w:p>
     <w:p>
@@ -1822,10 +1807,7 @@
         <w:ind w:left="600" w:right="600"/>
       </w:pPr>
       <w:r>
-        <w:t>M</w:t>
-      </w:r>
-      <w:r>
-        <w:t>ostra a origem de cada requisito e a quem ele se refere (cliente, usuário, entrevista).</w:t>
+        <w:t>Mostra a origem de cada requisito e a quem ele se refere (cliente, usuário, entrevista).</w:t>
       </w:r>
     </w:p>
     <w:tbl>
@@ -2166,15 +2148,8 @@
           <w:sz w:val="34"/>
           <w:szCs w:val="34"/>
         </w:rPr>
-        <w:t>8. Anexos</w:t>
-      </w:r>
-      <w:r>
-        <w:rPr>
-          <w:b/>
-          <w:sz w:val="34"/>
-          <w:szCs w:val="34"/>
-        </w:rPr>
-        <w:t xml:space="preserve"> </w:t>
+        <w:lastRenderedPageBreak/>
+        <w:t xml:space="preserve">8. Anexos </w:t>
       </w:r>
     </w:p>
     <w:p>
